--- a/docs/Agentic_Revenue_Intelligence_Project_Bible.docx
+++ b/docs/Agentic_Revenue_Intelligence_Project_Bible.docx
@@ -383,6 +383,82 @@
                 <w:sz w:val="18"/>
               </w:rPr>
               <w:t>Uplift recovers truth to 0.7pp across 4,417 events</w:t>
+            </w:r>
+          </w:p>
+        </w:tc>
+      </w:tr>
+      <w:tr>
+        <w:tc>
+          <w:tcPr>
+            <w:tcW w:type="dxa" w:w="2592"/>
+          </w:tcPr>
+          <w:p>
+            <w:pPr>
+              <w:spacing w:after="40"/>
+            </w:pPr>
+            <w:r/>
+            <w:r>
+              <w:rPr>
+                <w:rFonts w:ascii="Georgia" w:hAnsi="Georgia"/>
+                <w:sz w:val="18"/>
+              </w:rPr>
+              <w:t>LLMOps</w:t>
+            </w:r>
+          </w:p>
+        </w:tc>
+        <w:tc>
+          <w:tcPr>
+            <w:tcW w:type="dxa" w:w="6624"/>
+          </w:tcPr>
+          <w:p>
+            <w:pPr>
+              <w:spacing w:after="40"/>
+            </w:pPr>
+            <w:r/>
+            <w:r>
+              <w:rPr>
+                <w:rFonts w:ascii="Georgia" w:hAnsi="Georgia"/>
+                <w:sz w:val="18"/>
+              </w:rPr>
+              <w:t>MLflow, versioned prompts, golden-set regression gate, HITL</w:t>
+            </w:r>
+          </w:p>
+        </w:tc>
+      </w:tr>
+      <w:tr>
+        <w:tc>
+          <w:tcPr>
+            <w:tcW w:type="dxa" w:w="2592"/>
+          </w:tcPr>
+          <w:p>
+            <w:pPr>
+              <w:spacing w:after="40"/>
+            </w:pPr>
+            <w:r/>
+            <w:r>
+              <w:rPr>
+                <w:rFonts w:ascii="Georgia" w:hAnsi="Georgia"/>
+                <w:sz w:val="18"/>
+              </w:rPr>
+              <w:t>Databricks</w:t>
+            </w:r>
+          </w:p>
+        </w:tc>
+        <w:tc>
+          <w:tcPr>
+            <w:tcW w:type="dxa" w:w="6624"/>
+          </w:tcPr>
+          <w:p>
+            <w:pPr>
+              <w:spacing w:after="40"/>
+            </w:pPr>
+            <w:r/>
+            <w:r>
+              <w:rPr>
+                <w:rFonts w:ascii="Georgia" w:hAnsi="Georgia"/>
+                <w:sz w:val="18"/>
+              </w:rPr>
+              <w:t>Designed against, seams proven; not deployed (Ch. 14)</w:t>
             </w:r>
           </w:p>
         </w:tc>
@@ -9881,7 +9957,2262 @@
         <w:pStyle w:val="Heading1"/>
       </w:pPr>
       <w:r>
-        <w:t>14 — The Defence: Limitations and Trade-offs</w:t>
+        <w:t>14 — LLMOps and the Databricks Lakehouse</w:t>
+      </w:r>
+    </w:p>
+    <w:p>
+      <w:pPr>
+        <w:pStyle w:val="ProjectCaption"/>
+      </w:pPr>
+      <w:r>
+        <w:t>Read the first section before using any of this. The line between what runs and what is designed is the thing an interviewer will test.</w:t>
+      </w:r>
+    </w:p>
+    <w:p>
+      <w:pPr>
+        <w:pStyle w:val="Heading2"/>
+      </w:pPr>
+      <w:r>
+        <w:t>The line you must not cross</w:t>
+      </w:r>
+    </w:p>
+    <w:p>
+      <w:r>
+        <w:rPr>
+          <w:b/>
+          <w:color w:val="9B2C2C"/>
+        </w:rPr>
+        <w:t>The LLMOps PRACTICES are built and running. The DATABRICKS SUBSTRATE is designed against, with the seams proven. Those are different claims.</w:t>
+      </w:r>
+    </w:p>
+    <w:p>
+      <w:r>
+        <w:t xml:space="preserve">Every Databricks class in this repository exists with a </w:t>
+      </w:r>
+      <w:r>
+        <w:rPr>
+          <w:b/>
+        </w:rPr>
+        <w:t>raising body</w:t>
+      </w:r>
+      <w:r>
+        <w:t xml:space="preserve">: </w:t>
+      </w:r>
+      <w:r>
+        <w:rPr>
+          <w:rFonts w:ascii="Consolas" w:hAnsi="Consolas"/>
+          <w:b w:val="0"/>
+          <w:color w:val="083D6B"/>
+          <w:sz w:val="18"/>
+        </w:rPr>
+        <w:t>DatabricksDataRepository</w:t>
+      </w:r>
+      <w:r>
+        <w:t xml:space="preserve">, </w:t>
+      </w:r>
+      <w:r>
+        <w:rPr>
+          <w:rFonts w:ascii="Consolas" w:hAnsi="Consolas"/>
+          <w:b w:val="0"/>
+          <w:color w:val="083D6B"/>
+          <w:sz w:val="18"/>
+        </w:rPr>
+        <w:t>DatabricksModelRegistry</w:t>
+      </w:r>
+      <w:r>
+        <w:t xml:space="preserve">, </w:t>
+      </w:r>
+      <w:r>
+        <w:rPr>
+          <w:rFonts w:ascii="Consolas" w:hAnsi="Consolas"/>
+          <w:b w:val="0"/>
+          <w:color w:val="083D6B"/>
+          <w:sz w:val="18"/>
+        </w:rPr>
+        <w:t>DatabricksFeatureRepository</w:t>
+      </w:r>
+      <w:r>
+        <w:t xml:space="preserve">, </w:t>
+      </w:r>
+      <w:r>
+        <w:rPr>
+          <w:rFonts w:ascii="Consolas" w:hAnsi="Consolas"/>
+          <w:b w:val="0"/>
+          <w:color w:val="083D6B"/>
+          <w:sz w:val="18"/>
+        </w:rPr>
+        <w:t>DatabricksVectorSearchStore</w:t>
+      </w:r>
+      <w:r>
+        <w:t>. Anyone who opens the repo finds that in about ninety seconds, so the claim has to be shaped correctly before they do.</w:t>
+      </w:r>
+    </w:p>
+    <w:p>
+      <w:r>
+        <w:t xml:space="preserve">The good news is that the honest version is *stronger*, because it is the version that survives the follow-up question. The practices — experiment tracking, model versioning, prompt versioning, agent evaluation with a regression gate, guardrails, human-in-the-loop, observability, an approval gate before a model can serve — are all implemented and measurable. They run on local MLflow rather than Databricks MLflow, and </w:t>
+      </w:r>
+      <w:r>
+        <w:rPr>
+          <w:b/>
+        </w:rPr>
+        <w:t>the difference is one environment variable</w:t>
+      </w:r>
+      <w:r>
+        <w:t>, because the seam was built for it.</w:t>
+      </w:r>
+    </w:p>
+    <w:p>
+      <w:pPr>
+        <w:pStyle w:val="Heading3"/>
+      </w:pPr>
+      <w:r>
+        <w:t>The sentence to use</w:t>
+      </w:r>
+    </w:p>
+    <w:p>
+      <w:pPr>
+        <w:pStyle w:val="ProjectQuote"/>
+      </w:pPr>
+      <w:r>
+        <w:t>“I built the LLMOps discipline end to end — tracking, prompt and model versioning, an agent evaluation harness with a committed regression baseline, guardrails, human-in-the-loop gates and full trace observability. It runs on local MLflow today. The Databricks target is designed against rather than deployed: the repository, feature-store and model-registry interfaces all have their Databricks implementations declared, and the migration is a config change plus four class bodies, not a rewrite. I'd rather show you the seam than claim the cluster.”</w:t>
+      </w:r>
+    </w:p>
+    <w:p>
+      <w:r>
+        <w:t>That answer does two things at once. It is accurate, and it demonstrates the thing a Principal role actually cares about: that you know where the abstraction boundaries are and can say what a migration costs.</w:t>
+      </w:r>
+    </w:p>
+    <w:p>
+      <w:pPr>
+        <w:pStyle w:val="Heading2"/>
+      </w:pPr>
+      <w:r>
+        <w:t>The LLMOps surface, mapped</w:t>
+      </w:r>
+    </w:p>
+    <w:tbl>
+      <w:tblPr>
+        <w:tblStyle w:val="TableGrid"/>
+        <w:tblW w:type="auto" w:w="0"/>
+        <w:tblLook w:firstColumn="1" w:firstRow="1" w:lastColumn="0" w:lastRow="0" w:noHBand="0" w:noVBand="1" w:val="04A0"/>
+      </w:tblPr>
+      <w:tblGrid>
+        <w:gridCol w:w="2293"/>
+        <w:gridCol w:w="2293"/>
+        <w:gridCol w:w="2293"/>
+        <w:gridCol w:w="2293"/>
+      </w:tblGrid>
+      <w:tr>
+        <w:tc>
+          <w:tcPr>
+            <w:tcW w:type="dxa" w:w="1944"/>
+          </w:tcPr>
+          <w:p>
+            <w:pPr>
+              <w:spacing w:after="40"/>
+            </w:pPr>
+            <w:r/>
+            <w:r>
+              <w:rPr>
+                <w:rFonts w:ascii="Georgia" w:hAnsi="Georgia"/>
+                <w:b/>
+                <w:color w:val="083D6B"/>
+                <w:sz w:val="18"/>
+              </w:rPr>
+              <w:t>LLMOps concern</w:t>
+            </w:r>
+          </w:p>
+        </w:tc>
+        <w:tc>
+          <w:tcPr>
+            <w:tcW w:type="dxa" w:w="2952"/>
+          </w:tcPr>
+          <w:p>
+            <w:pPr>
+              <w:spacing w:after="40"/>
+            </w:pPr>
+            <w:r/>
+            <w:r>
+              <w:rPr>
+                <w:rFonts w:ascii="Georgia" w:hAnsi="Georgia"/>
+                <w:b/>
+                <w:color w:val="083D6B"/>
+                <w:sz w:val="18"/>
+              </w:rPr>
+              <w:t>Built (Stage 1, running)</w:t>
+            </w:r>
+          </w:p>
+        </w:tc>
+        <w:tc>
+          <w:tcPr>
+            <w:tcW w:type="dxa" w:w="2232"/>
+          </w:tcPr>
+          <w:p>
+            <w:pPr>
+              <w:spacing w:after="40"/>
+            </w:pPr>
+            <w:r/>
+            <w:r>
+              <w:rPr>
+                <w:rFonts w:ascii="Georgia" w:hAnsi="Georgia"/>
+                <w:b/>
+                <w:color w:val="083D6B"/>
+                <w:sz w:val="18"/>
+              </w:rPr>
+              <w:t>Databricks target</w:t>
+            </w:r>
+          </w:p>
+        </w:tc>
+        <w:tc>
+          <w:tcPr>
+            <w:tcW w:type="dxa" w:w="2088"/>
+          </w:tcPr>
+          <w:p>
+            <w:pPr>
+              <w:spacing w:after="40"/>
+            </w:pPr>
+            <w:r/>
+            <w:r>
+              <w:rPr>
+                <w:rFonts w:ascii="Georgia" w:hAnsi="Georgia"/>
+                <w:b/>
+                <w:color w:val="083D6B"/>
+                <w:sz w:val="18"/>
+              </w:rPr>
+              <w:t>Cost to move</w:t>
+            </w:r>
+          </w:p>
+        </w:tc>
+      </w:tr>
+      <w:tr>
+        <w:tc>
+          <w:tcPr>
+            <w:tcW w:type="dxa" w:w="1944"/>
+          </w:tcPr>
+          <w:p>
+            <w:pPr>
+              <w:spacing w:after="40"/>
+            </w:pPr>
+            <w:r/>
+            <w:r>
+              <w:rPr>
+                <w:rFonts w:ascii="Georgia" w:hAnsi="Georgia"/>
+                <w:sz w:val="18"/>
+              </w:rPr>
+              <w:t>Experiment tracking</w:t>
+            </w:r>
+          </w:p>
+        </w:tc>
+        <w:tc>
+          <w:tcPr>
+            <w:tcW w:type="dxa" w:w="2952"/>
+          </w:tcPr>
+          <w:p>
+            <w:pPr>
+              <w:spacing w:after="40"/>
+            </w:pPr>
+            <w:r/>
+            <w:r>
+              <w:rPr>
+                <w:rFonts w:ascii="Georgia" w:hAnsi="Georgia"/>
+                <w:sz w:val="18"/>
+              </w:rPr>
+              <w:t>MLflow runs per model family, params + metrics + artifacts</w:t>
+            </w:r>
+          </w:p>
+        </w:tc>
+        <w:tc>
+          <w:tcPr>
+            <w:tcW w:type="dxa" w:w="2232"/>
+          </w:tcPr>
+          <w:p>
+            <w:pPr>
+              <w:spacing w:after="40"/>
+            </w:pPr>
+            <w:r/>
+            <w:r>
+              <w:rPr>
+                <w:rFonts w:ascii="Georgia" w:hAnsi="Georgia"/>
+                <w:sz w:val="18"/>
+              </w:rPr>
+              <w:t>Databricks MLflow</w:t>
+            </w:r>
+          </w:p>
+        </w:tc>
+        <w:tc>
+          <w:tcPr>
+            <w:tcW w:type="dxa" w:w="2088"/>
+          </w:tcPr>
+          <w:p>
+            <w:pPr>
+              <w:spacing w:after="40"/>
+            </w:pPr>
+            <w:r/>
+            <w:r>
+              <w:rPr>
+                <w:rFonts w:ascii="Georgia" w:hAnsi="Georgia"/>
+                <w:sz w:val="18"/>
+              </w:rPr>
+              <w:t>`ML__TRACKING_URI=databricks`</w:t>
+            </w:r>
+          </w:p>
+        </w:tc>
+      </w:tr>
+      <w:tr>
+        <w:tc>
+          <w:tcPr>
+            <w:tcW w:type="dxa" w:w="1944"/>
+          </w:tcPr>
+          <w:p>
+            <w:pPr>
+              <w:spacing w:after="40"/>
+            </w:pPr>
+            <w:r/>
+            <w:r>
+              <w:rPr>
+                <w:rFonts w:ascii="Georgia" w:hAnsi="Georgia"/>
+                <w:sz w:val="18"/>
+              </w:rPr>
+              <w:t>Model versioning</w:t>
+            </w:r>
+          </w:p>
+        </w:tc>
+        <w:tc>
+          <w:tcPr>
+            <w:tcW w:type="dxa" w:w="2952"/>
+          </w:tcPr>
+          <w:p>
+            <w:pPr>
+              <w:spacing w:after="40"/>
+            </w:pPr>
+            <w:r/>
+            <w:r>
+              <w:rPr>
+                <w:rFonts w:ascii="Georgia" w:hAnsi="Georgia"/>
+                <w:sz w:val="18"/>
+              </w:rPr>
+              <w:t>`ModelRegistry` ABC, `ML__MODEL_STAGE=Production`</w:t>
+            </w:r>
+          </w:p>
+        </w:tc>
+        <w:tc>
+          <w:tcPr>
+            <w:tcW w:type="dxa" w:w="2232"/>
+          </w:tcPr>
+          <w:p>
+            <w:pPr>
+              <w:spacing w:after="40"/>
+            </w:pPr>
+            <w:r/>
+            <w:r>
+              <w:rPr>
+                <w:rFonts w:ascii="Georgia" w:hAnsi="Georgia"/>
+                <w:sz w:val="18"/>
+              </w:rPr>
+              <w:t>Unity Catalog registry</w:t>
+            </w:r>
+          </w:p>
+        </w:tc>
+        <w:tc>
+          <w:tcPr>
+            <w:tcW w:type="dxa" w:w="2088"/>
+          </w:tcPr>
+          <w:p>
+            <w:pPr>
+              <w:spacing w:after="40"/>
+            </w:pPr>
+            <w:r/>
+            <w:r>
+              <w:rPr>
+                <w:rFonts w:ascii="Georgia" w:hAnsi="Georgia"/>
+                <w:sz w:val="18"/>
+              </w:rPr>
+              <w:t>one class body</w:t>
+            </w:r>
+          </w:p>
+        </w:tc>
+      </w:tr>
+      <w:tr>
+        <w:tc>
+          <w:tcPr>
+            <w:tcW w:type="dxa" w:w="1944"/>
+          </w:tcPr>
+          <w:p>
+            <w:pPr>
+              <w:spacing w:after="40"/>
+            </w:pPr>
+            <w:r/>
+            <w:r>
+              <w:rPr>
+                <w:rFonts w:ascii="Georgia" w:hAnsi="Georgia"/>
+                <w:sz w:val="18"/>
+              </w:rPr>
+              <w:t>Model governance</w:t>
+            </w:r>
+          </w:p>
+        </w:tc>
+        <w:tc>
+          <w:tcPr>
+            <w:tcW w:type="dxa" w:w="2952"/>
+          </w:tcPr>
+          <w:p>
+            <w:pPr>
+              <w:spacing w:after="40"/>
+            </w:pPr>
+            <w:r/>
+            <w:r>
+              <w:rPr>
+                <w:rFonts w:ascii="Georgia" w:hAnsi="Georgia"/>
+                <w:sz w:val="18"/>
+              </w:rPr>
+              <w:t>`load()` must refuse a model below approved stage</w:t>
+            </w:r>
+          </w:p>
+        </w:tc>
+        <w:tc>
+          <w:tcPr>
+            <w:tcW w:type="dxa" w:w="2232"/>
+          </w:tcPr>
+          <w:p>
+            <w:pPr>
+              <w:spacing w:after="40"/>
+            </w:pPr>
+            <w:r/>
+            <w:r>
+              <w:rPr>
+                <w:rFonts w:ascii="Georgia" w:hAnsi="Georgia"/>
+                <w:sz w:val="18"/>
+              </w:rPr>
+              <w:t>UC grants + stage gates</w:t>
+            </w:r>
+          </w:p>
+        </w:tc>
+        <w:tc>
+          <w:tcPr>
+            <w:tcW w:type="dxa" w:w="2088"/>
+          </w:tcPr>
+          <w:p>
+            <w:pPr>
+              <w:spacing w:after="40"/>
+            </w:pPr>
+            <w:r/>
+            <w:r>
+              <w:rPr>
+                <w:rFonts w:ascii="Georgia" w:hAnsi="Georgia"/>
+                <w:sz w:val="18"/>
+              </w:rPr>
+              <w:t>same contract, enforced by the platform</w:t>
+            </w:r>
+          </w:p>
+        </w:tc>
+      </w:tr>
+      <w:tr>
+        <w:tc>
+          <w:tcPr>
+            <w:tcW w:type="dxa" w:w="1944"/>
+          </w:tcPr>
+          <w:p>
+            <w:pPr>
+              <w:spacing w:after="40"/>
+            </w:pPr>
+            <w:r/>
+            <w:r>
+              <w:rPr>
+                <w:rFonts w:ascii="Georgia" w:hAnsi="Georgia"/>
+                <w:sz w:val="18"/>
+              </w:rPr>
+              <w:t>Model serving</w:t>
+            </w:r>
+          </w:p>
+        </w:tc>
+        <w:tc>
+          <w:tcPr>
+            <w:tcW w:type="dxa" w:w="2952"/>
+          </w:tcPr>
+          <w:p>
+            <w:pPr>
+              <w:spacing w:after="40"/>
+            </w:pPr>
+            <w:r/>
+            <w:r>
+              <w:rPr>
+                <w:rFonts w:ascii="Georgia" w:hAnsi="Georgia"/>
+                <w:sz w:val="18"/>
+              </w:rPr>
+              <w:t>in-process, lazy-loaded</w:t>
+            </w:r>
+          </w:p>
+        </w:tc>
+        <w:tc>
+          <w:tcPr>
+            <w:tcW w:type="dxa" w:w="2232"/>
+          </w:tcPr>
+          <w:p>
+            <w:pPr>
+              <w:spacing w:after="40"/>
+            </w:pPr>
+            <w:r/>
+            <w:r>
+              <w:rPr>
+                <w:rFonts w:ascii="Georgia" w:hAnsi="Georgia"/>
+                <w:sz w:val="18"/>
+              </w:rPr>
+              <w:t>Databricks Model Serving</w:t>
+            </w:r>
+          </w:p>
+        </w:tc>
+        <w:tc>
+          <w:tcPr>
+            <w:tcW w:type="dxa" w:w="2088"/>
+          </w:tcPr>
+          <w:p>
+            <w:pPr>
+              <w:spacing w:after="40"/>
+            </w:pPr>
+            <w:r/>
+            <w:r>
+              <w:rPr>
+                <w:rFonts w:ascii="Georgia" w:hAnsi="Georgia"/>
+                <w:sz w:val="18"/>
+              </w:rPr>
+              <w:t>one class body; deps leave the API image</w:t>
+            </w:r>
+          </w:p>
+        </w:tc>
+      </w:tr>
+      <w:tr>
+        <w:tc>
+          <w:tcPr>
+            <w:tcW w:type="dxa" w:w="1944"/>
+          </w:tcPr>
+          <w:p>
+            <w:pPr>
+              <w:spacing w:after="40"/>
+            </w:pPr>
+            <w:r/>
+            <w:r>
+              <w:rPr>
+                <w:rFonts w:ascii="Georgia" w:hAnsi="Georgia"/>
+                <w:sz w:val="18"/>
+              </w:rPr>
+              <w:t>Prompt versioning</w:t>
+            </w:r>
+          </w:p>
+        </w:tc>
+        <w:tc>
+          <w:tcPr>
+            <w:tcW w:type="dxa" w:w="2952"/>
+          </w:tcPr>
+          <w:p>
+            <w:pPr>
+              <w:spacing w:after="40"/>
+            </w:pPr>
+            <w:r/>
+            <w:r>
+              <w:rPr>
+                <w:rFonts w:ascii="Georgia" w:hAnsi="Georgia"/>
+                <w:sz w:val="18"/>
+              </w:rPr>
+              <w:t>`prompts/&lt;agent&gt;/&lt;version&gt;.md` + registry</w:t>
+            </w:r>
+          </w:p>
+        </w:tc>
+        <w:tc>
+          <w:tcPr>
+            <w:tcW w:type="dxa" w:w="2232"/>
+          </w:tcPr>
+          <w:p>
+            <w:pPr>
+              <w:spacing w:after="40"/>
+            </w:pPr>
+            <w:r/>
+            <w:r>
+              <w:rPr>
+                <w:rFonts w:ascii="Georgia" w:hAnsi="Georgia"/>
+                <w:sz w:val="18"/>
+              </w:rPr>
+              <w:t>unchanged — files ship with the wheel</w:t>
+            </w:r>
+          </w:p>
+        </w:tc>
+        <w:tc>
+          <w:tcPr>
+            <w:tcW w:type="dxa" w:w="2088"/>
+          </w:tcPr>
+          <w:p>
+            <w:pPr>
+              <w:spacing w:after="40"/>
+            </w:pPr>
+            <w:r/>
+            <w:r>
+              <w:rPr>
+                <w:rFonts w:ascii="Georgia" w:hAnsi="Georgia"/>
+                <w:sz w:val="18"/>
+              </w:rPr>
+              <w:t>nothing</w:t>
+            </w:r>
+          </w:p>
+        </w:tc>
+      </w:tr>
+      <w:tr>
+        <w:tc>
+          <w:tcPr>
+            <w:tcW w:type="dxa" w:w="1944"/>
+          </w:tcPr>
+          <w:p>
+            <w:pPr>
+              <w:spacing w:after="40"/>
+            </w:pPr>
+            <w:r/>
+            <w:r>
+              <w:rPr>
+                <w:rFonts w:ascii="Georgia" w:hAnsi="Georgia"/>
+                <w:sz w:val="18"/>
+              </w:rPr>
+              <w:t>Agent evaluation</w:t>
+            </w:r>
+          </w:p>
+        </w:tc>
+        <w:tc>
+          <w:tcPr>
+            <w:tcW w:type="dxa" w:w="2952"/>
+          </w:tcPr>
+          <w:p>
+            <w:pPr>
+              <w:spacing w:after="40"/>
+            </w:pPr>
+            <w:r/>
+            <w:r>
+              <w:rPr>
+                <w:rFonts w:ascii="Georgia" w:hAnsi="Georgia"/>
+                <w:sz w:val="18"/>
+              </w:rPr>
+              <w:t>20-question golden set, 4 dimensions, per-provider baselines</w:t>
+            </w:r>
+          </w:p>
+        </w:tc>
+        <w:tc>
+          <w:tcPr>
+            <w:tcW w:type="dxa" w:w="2232"/>
+          </w:tcPr>
+          <w:p>
+            <w:pPr>
+              <w:spacing w:after="40"/>
+            </w:pPr>
+            <w:r/>
+            <w:r>
+              <w:rPr>
+                <w:rFonts w:ascii="Georgia" w:hAnsi="Georgia"/>
+                <w:sz w:val="18"/>
+              </w:rPr>
+              <w:t>same harness as a Workflow job</w:t>
+            </w:r>
+          </w:p>
+        </w:tc>
+        <w:tc>
+          <w:tcPr>
+            <w:tcW w:type="dxa" w:w="2088"/>
+          </w:tcPr>
+          <w:p>
+            <w:pPr>
+              <w:spacing w:after="40"/>
+            </w:pPr>
+            <w:r/>
+            <w:r>
+              <w:rPr>
+                <w:rFonts w:ascii="Georgia" w:hAnsi="Georgia"/>
+                <w:sz w:val="18"/>
+              </w:rPr>
+              <w:t>job definition only</w:t>
+            </w:r>
+          </w:p>
+        </w:tc>
+      </w:tr>
+      <w:tr>
+        <w:tc>
+          <w:tcPr>
+            <w:tcW w:type="dxa" w:w="1944"/>
+          </w:tcPr>
+          <w:p>
+            <w:pPr>
+              <w:spacing w:after="40"/>
+            </w:pPr>
+            <w:r/>
+            <w:r>
+              <w:rPr>
+                <w:rFonts w:ascii="Georgia" w:hAnsi="Georgia"/>
+                <w:sz w:val="18"/>
+              </w:rPr>
+              <w:t>Guardrails</w:t>
+            </w:r>
+          </w:p>
+        </w:tc>
+        <w:tc>
+          <w:tcPr>
+            <w:tcW w:type="dxa" w:w="2952"/>
+          </w:tcPr>
+          <w:p>
+            <w:pPr>
+              <w:spacing w:after="40"/>
+            </w:pPr>
+            <w:r/>
+            <w:r>
+              <w:rPr>
+                <w:rFonts w:ascii="Georgia" w:hAnsi="Georgia"/>
+                <w:sz w:val="18"/>
+              </w:rPr>
+              <w:t>budget (4 limits) + output validation</w:t>
+            </w:r>
+          </w:p>
+        </w:tc>
+        <w:tc>
+          <w:tcPr>
+            <w:tcW w:type="dxa" w:w="2232"/>
+          </w:tcPr>
+          <w:p>
+            <w:pPr>
+              <w:spacing w:after="40"/>
+            </w:pPr>
+            <w:r/>
+            <w:r>
+              <w:rPr>
+                <w:rFonts w:ascii="Georgia" w:hAnsi="Georgia"/>
+                <w:sz w:val="18"/>
+              </w:rPr>
+              <w:t>unchanged — application logic</w:t>
+            </w:r>
+          </w:p>
+        </w:tc>
+        <w:tc>
+          <w:tcPr>
+            <w:tcW w:type="dxa" w:w="2088"/>
+          </w:tcPr>
+          <w:p>
+            <w:pPr>
+              <w:spacing w:after="40"/>
+            </w:pPr>
+            <w:r/>
+            <w:r>
+              <w:rPr>
+                <w:rFonts w:ascii="Georgia" w:hAnsi="Georgia"/>
+                <w:sz w:val="18"/>
+              </w:rPr>
+              <w:t>nothing</w:t>
+            </w:r>
+          </w:p>
+        </w:tc>
+      </w:tr>
+      <w:tr>
+        <w:tc>
+          <w:tcPr>
+            <w:tcW w:type="dxa" w:w="1944"/>
+          </w:tcPr>
+          <w:p>
+            <w:pPr>
+              <w:spacing w:after="40"/>
+            </w:pPr>
+            <w:r/>
+            <w:r>
+              <w:rPr>
+                <w:rFonts w:ascii="Georgia" w:hAnsi="Georgia"/>
+                <w:sz w:val="18"/>
+              </w:rPr>
+              <w:t>Human-in-the-loop</w:t>
+            </w:r>
+          </w:p>
+        </w:tc>
+        <w:tc>
+          <w:tcPr>
+            <w:tcW w:type="dxa" w:w="2952"/>
+          </w:tcPr>
+          <w:p>
+            <w:pPr>
+              <w:spacing w:after="40"/>
+            </w:pPr>
+            <w:r/>
+            <w:r>
+              <w:rPr>
+                <w:rFonts w:ascii="Georgia" w:hAnsi="Georgia"/>
+                <w:sz w:val="18"/>
+              </w:rPr>
+              <w:t>`interrupt_before` + checkpointer + threshold</w:t>
+            </w:r>
+          </w:p>
+        </w:tc>
+        <w:tc>
+          <w:tcPr>
+            <w:tcW w:type="dxa" w:w="2232"/>
+          </w:tcPr>
+          <w:p>
+            <w:pPr>
+              <w:spacing w:after="40"/>
+            </w:pPr>
+            <w:r/>
+            <w:r>
+              <w:rPr>
+                <w:rFonts w:ascii="Georgia" w:hAnsi="Georgia"/>
+                <w:sz w:val="18"/>
+              </w:rPr>
+              <w:t>same graph, durable checkpointer</w:t>
+            </w:r>
+          </w:p>
+        </w:tc>
+        <w:tc>
+          <w:tcPr>
+            <w:tcW w:type="dxa" w:w="2088"/>
+          </w:tcPr>
+          <w:p>
+            <w:pPr>
+              <w:spacing w:after="40"/>
+            </w:pPr>
+            <w:r/>
+            <w:r>
+              <w:rPr>
+                <w:rFonts w:ascii="Georgia" w:hAnsi="Georgia"/>
+                <w:sz w:val="18"/>
+              </w:rPr>
+              <w:t>checkpointer backend</w:t>
+            </w:r>
+          </w:p>
+        </w:tc>
+      </w:tr>
+      <w:tr>
+        <w:tc>
+          <w:tcPr>
+            <w:tcW w:type="dxa" w:w="1944"/>
+          </w:tcPr>
+          <w:p>
+            <w:pPr>
+              <w:spacing w:after="40"/>
+            </w:pPr>
+            <w:r/>
+            <w:r>
+              <w:rPr>
+                <w:rFonts w:ascii="Georgia" w:hAnsi="Georgia"/>
+                <w:sz w:val="18"/>
+              </w:rPr>
+              <w:t>Observability</w:t>
+            </w:r>
+          </w:p>
+        </w:tc>
+        <w:tc>
+          <w:tcPr>
+            <w:tcW w:type="dxa" w:w="2952"/>
+          </w:tcPr>
+          <w:p>
+            <w:pPr>
+              <w:spacing w:after="40"/>
+            </w:pPr>
+            <w:r/>
+            <w:r>
+              <w:rPr>
+                <w:rFonts w:ascii="Georgia" w:hAnsi="Georgia"/>
+                <w:sz w:val="18"/>
+              </w:rPr>
+              <w:t>structlog JSON, trace_id, token + cache accounting</w:t>
+            </w:r>
+          </w:p>
+        </w:tc>
+        <w:tc>
+          <w:tcPr>
+            <w:tcW w:type="dxa" w:w="2232"/>
+          </w:tcPr>
+          <w:p>
+            <w:pPr>
+              <w:spacing w:after="40"/>
+            </w:pPr>
+            <w:r/>
+            <w:r>
+              <w:rPr>
+                <w:rFonts w:ascii="Georgia" w:hAnsi="Georgia"/>
+                <w:sz w:val="18"/>
+              </w:rPr>
+              <w:t>+ MLflow traces, Lakehouse Monitoring</w:t>
+            </w:r>
+          </w:p>
+        </w:tc>
+        <w:tc>
+          <w:tcPr>
+            <w:tcW w:type="dxa" w:w="2088"/>
+          </w:tcPr>
+          <w:p>
+            <w:pPr>
+              <w:spacing w:after="40"/>
+            </w:pPr>
+            <w:r/>
+            <w:r>
+              <w:rPr>
+                <w:rFonts w:ascii="Georgia" w:hAnsi="Georgia"/>
+                <w:sz w:val="18"/>
+              </w:rPr>
+              <w:t>sink configuration</w:t>
+            </w:r>
+          </w:p>
+        </w:tc>
+      </w:tr>
+      <w:tr>
+        <w:tc>
+          <w:tcPr>
+            <w:tcW w:type="dxa" w:w="1944"/>
+          </w:tcPr>
+          <w:p>
+            <w:pPr>
+              <w:spacing w:after="40"/>
+            </w:pPr>
+            <w:r/>
+            <w:r>
+              <w:rPr>
+                <w:rFonts w:ascii="Georgia" w:hAnsi="Georgia"/>
+                <w:sz w:val="18"/>
+              </w:rPr>
+              <w:t>Lineage</w:t>
+            </w:r>
+          </w:p>
+        </w:tc>
+        <w:tc>
+          <w:tcPr>
+            <w:tcW w:type="dxa" w:w="2952"/>
+          </w:tcPr>
+          <w:p>
+            <w:pPr>
+              <w:spacing w:after="40"/>
+            </w:pPr>
+            <w:r/>
+            <w:r>
+              <w:rPr>
+                <w:rFonts w:ascii="Georgia" w:hAnsi="Georgia"/>
+                <w:sz w:val="18"/>
+              </w:rPr>
+              <w:t>`FeatureSetMetadata` JSON, dataset_version in every result</w:t>
+            </w:r>
+          </w:p>
+        </w:tc>
+        <w:tc>
+          <w:tcPr>
+            <w:tcW w:type="dxa" w:w="2232"/>
+          </w:tcPr>
+          <w:p>
+            <w:pPr>
+              <w:spacing w:after="40"/>
+            </w:pPr>
+            <w:r/>
+            <w:r>
+              <w:rPr>
+                <w:rFonts w:ascii="Georgia" w:hAnsi="Georgia"/>
+                <w:sz w:val="18"/>
+              </w:rPr>
+              <w:t>Unity Catalog lineage, automatic</w:t>
+            </w:r>
+          </w:p>
+        </w:tc>
+        <w:tc>
+          <w:tcPr>
+            <w:tcW w:type="dxa" w:w="2088"/>
+          </w:tcPr>
+          <w:p>
+            <w:pPr>
+              <w:spacing w:after="40"/>
+            </w:pPr>
+            <w:r/>
+            <w:r>
+              <w:rPr>
+                <w:rFonts w:ascii="Georgia" w:hAnsi="Georgia"/>
+                <w:sz w:val="18"/>
+              </w:rPr>
+              <w:t>strictly better on the platform</w:t>
+            </w:r>
+          </w:p>
+        </w:tc>
+      </w:tr>
+    </w:tbl>
+    <w:p/>
+    <w:p>
+      <w:r>
+        <w:t xml:space="preserve">The right-hand column is the argument. </w:t>
+      </w:r>
+      <w:r>
+        <w:rPr>
+          <w:b/>
+        </w:rPr>
+        <w:t>No row requires editing a model, a feature definition, a tool or an agent.</w:t>
+      </w:r>
+      <w:r>
+        <w:t xml:space="preserve"> That is what it means to say the seams hold, and it is checkable rather than asserted.</w:t>
+      </w:r>
+    </w:p>
+    <w:p>
+      <w:pPr>
+        <w:pStyle w:val="Heading2"/>
+      </w:pPr>
+      <w:r>
+        <w:t>What is genuinely built, in detail</w:t>
+      </w:r>
+    </w:p>
+    <w:p>
+      <w:pPr>
+        <w:pStyle w:val="Heading3"/>
+      </w:pPr>
+      <w:r>
+        <w:t>1. Experiment tracking and reproducibility</w:t>
+      </w:r>
+    </w:p>
+    <w:p>
+      <w:r>
+        <w:t xml:space="preserve">Three model families log to MLflow through their own tracking modules — </w:t>
+      </w:r>
+      <w:r>
+        <w:rPr>
+          <w:rFonts w:ascii="Consolas" w:hAnsi="Consolas"/>
+          <w:b w:val="0"/>
+          <w:color w:val="083D6B"/>
+          <w:sz w:val="18"/>
+        </w:rPr>
+        <w:t>ml/baseline/tracking.py</w:t>
+      </w:r>
+      <w:r>
+        <w:t xml:space="preserve">, </w:t>
+      </w:r>
+      <w:r>
+        <w:rPr>
+          <w:rFonts w:ascii="Consolas" w:hAnsi="Consolas"/>
+          <w:b w:val="0"/>
+          <w:color w:val="083D6B"/>
+          <w:sz w:val="18"/>
+        </w:rPr>
+        <w:t>ml/forecasting/tracking.py</w:t>
+      </w:r>
+      <w:r>
+        <w:t xml:space="preserve">, </w:t>
+      </w:r>
+      <w:r>
+        <w:rPr>
+          <w:rFonts w:ascii="Consolas" w:hAnsi="Consolas"/>
+          <w:b w:val="0"/>
+          <w:color w:val="083D6B"/>
+          <w:sz w:val="18"/>
+        </w:rPr>
+        <w:t>ml/promo_uplift/tracking.py</w:t>
+      </w:r>
+      <w:r>
+        <w:t xml:space="preserve">, sharing </w:t>
+      </w:r>
+      <w:r>
+        <w:rPr>
+          <w:rFonts w:ascii="Consolas" w:hAnsi="Consolas"/>
+          <w:b w:val="0"/>
+          <w:color w:val="083D6B"/>
+          <w:sz w:val="18"/>
+        </w:rPr>
+        <w:t>ml/base.py</w:t>
+      </w:r>
+      <w:r>
+        <w:t>. What gets logged is the interesting part:</w:t>
+      </w:r>
+    </w:p>
+    <w:p>
+      <w:pPr>
+        <w:pStyle w:val="ProjectBullet"/>
+      </w:pPr>
+      <w:r>
+        <w:t xml:space="preserve">•  </w:t>
+      </w:r>
+      <w:r>
+        <w:rPr>
+          <w:b/>
+        </w:rPr>
+        <w:t>Params</w:t>
+      </w:r>
+      <w:r>
+        <w:t xml:space="preserve"> — every hyperparameter, plus the config hash, so a run is reproducible from its record rather than from someone's memory.</w:t>
+      </w:r>
+    </w:p>
+    <w:p>
+      <w:pPr>
+        <w:pStyle w:val="ProjectBullet"/>
+      </w:pPr>
+      <w:r>
+        <w:t xml:space="preserve">•  </w:t>
+      </w:r>
+      <w:r>
+        <w:rPr>
+          <w:b/>
+        </w:rPr>
+        <w:t>Metrics</w:t>
+      </w:r>
+      <w:r>
+        <w:t xml:space="preserve"> — the measured score *and* the noise floor it should be read against. A WMAPE of 40.4% logged without the 35.0% floor beside it is a number that will be misread later.</w:t>
+      </w:r>
+    </w:p>
+    <w:p>
+      <w:pPr>
+        <w:pStyle w:val="ProjectBullet"/>
+      </w:pPr>
+      <w:r>
+        <w:t xml:space="preserve">•  </w:t>
+      </w:r>
+      <w:r>
+        <w:rPr>
+          <w:b/>
+        </w:rPr>
+        <w:t>Artifacts</w:t>
+      </w:r>
+      <w:r>
+        <w:t xml:space="preserve"> — the diagnostic frames: per-event detail, covariate balance, method comparison, placebo results.</w:t>
+      </w:r>
+    </w:p>
+    <w:p>
+      <w:pPr>
+        <w:pStyle w:val="ProjectBullet"/>
+      </w:pPr>
+      <w:r>
+        <w:t xml:space="preserve">•  </w:t>
+      </w:r>
+      <w:r>
+        <w:rPr>
+          <w:b/>
+        </w:rPr>
+        <w:t>Assumptions</w:t>
+      </w:r>
+      <w:r>
+        <w:t xml:space="preserve"> — the uplift run logs its causal assumptions as a JSON artifact. A causal estimate whose assumptions are not recorded alongside it is not reproducible in any sense that matters.</w:t>
+      </w:r>
+    </w:p>
+    <w:p>
+      <w:r>
+        <w:rPr>
+          <w:rFonts w:ascii="Consolas" w:hAnsi="Consolas"/>
+          <w:b w:val="0"/>
+          <w:color w:val="083D6B"/>
+          <w:sz w:val="18"/>
+        </w:rPr>
+        <w:t>configure_mlflow()</w:t>
+      </w:r>
+      <w:r>
+        <w:t xml:space="preserve"> reads </w:t>
+      </w:r>
+      <w:r>
+        <w:rPr>
+          <w:rFonts w:ascii="Consolas" w:hAnsi="Consolas"/>
+          <w:b w:val="0"/>
+          <w:color w:val="083D6B"/>
+          <w:sz w:val="18"/>
+        </w:rPr>
+        <w:t>ML__TRACKING_URI</w:t>
+      </w:r>
+      <w:r>
+        <w:t xml:space="preserve"> and nothing else. Setting it to </w:t>
+      </w:r>
+      <w:r>
+        <w:rPr>
+          <w:rFonts w:ascii="Consolas" w:hAnsi="Consolas"/>
+          <w:b w:val="0"/>
+          <w:color w:val="083D6B"/>
+          <w:sz w:val="18"/>
+        </w:rPr>
+        <w:t>databricks</w:t>
+      </w:r>
+      <w:r>
+        <w:t xml:space="preserve"> is the entire change on the tracking side — which is exactly the demonstration to offer if someone doubts the seam.</w:t>
+      </w:r>
+    </w:p>
+    <w:p>
+      <w:pPr>
+        <w:pStyle w:val="Heading3"/>
+      </w:pPr>
+      <w:r>
+        <w:t>2. Prompt versioning — and why it is not in Python</w:t>
+      </w:r>
+    </w:p>
+    <w:p>
+      <w:r>
+        <w:t xml:space="preserve">Prompts live at </w:t>
+      </w:r>
+      <w:r>
+        <w:rPr>
+          <w:rFonts w:ascii="Consolas" w:hAnsi="Consolas"/>
+          <w:b w:val="0"/>
+          <w:color w:val="083D6B"/>
+          <w:sz w:val="18"/>
+        </w:rPr>
+        <w:t>prompts/&lt;agent&gt;/&lt;version&gt;.md</w:t>
+      </w:r>
+      <w:r>
+        <w:t xml:space="preserve">, loaded by </w:t>
+      </w:r>
+      <w:r>
+        <w:rPr>
+          <w:rFonts w:ascii="Consolas" w:hAnsi="Consolas"/>
+          <w:b w:val="0"/>
+          <w:color w:val="083D6B"/>
+          <w:sz w:val="18"/>
+        </w:rPr>
+        <w:t>load_prompt(name, version)</w:t>
+      </w:r>
+      <w:r>
+        <w:t xml:space="preserve">. Four agents, </w:t>
+      </w:r>
+      <w:r>
+        <w:rPr>
+          <w:rFonts w:ascii="Consolas" w:hAnsi="Consolas"/>
+          <w:b w:val="0"/>
+          <w:color w:val="083D6B"/>
+          <w:sz w:val="18"/>
+        </w:rPr>
+        <w:t>v1</w:t>
+      </w:r>
+      <w:r>
+        <w:t xml:space="preserve"> each: supervisor, critic, recommendation, root_cause.</w:t>
+      </w:r>
+    </w:p>
+    <w:p>
+      <w:r>
+        <w:rPr>
+          <w:b/>
+        </w:rPr>
+        <w:t>They are files, not string constants.</w:t>
+      </w:r>
+      <w:r>
+        <w:t xml:space="preserve"> A prompt in a Python module produces a diff nobody can read and a change nobody can attribute. The version travels into the trace as </w:t>
+      </w:r>
+      <w:r>
+        <w:rPr>
+          <w:rFonts w:ascii="Consolas" w:hAnsi="Consolas"/>
+          <w:b w:val="0"/>
+          <w:color w:val="083D6B"/>
+          <w:sz w:val="18"/>
+        </w:rPr>
+        <w:t>prompt_version</w:t>
+      </w:r>
+      <w:r>
+        <w:t>, so a result can always be traced back to the exact prompt that produced it — which is the only way to answer “did that prompt edit make things worse” with evidence rather than impression.</w:t>
+      </w:r>
+    </w:p>
+    <w:p>
+      <w:r>
+        <w:rPr>
+          <w:b/>
+          <w:color w:val="1E6B3A"/>
+        </w:rPr>
+        <w:t>The structure was committed at the first agent commit, not retrofitted. Retrofitting prompt versioning means touching every call site.</w:t>
+      </w:r>
+    </w:p>
+    <w:p>
+      <w:pPr>
+        <w:pStyle w:val="Heading3"/>
+      </w:pPr>
+      <w:r>
+        <w:t>3. Agent evaluation as a regression gate</w:t>
+      </w:r>
+    </w:p>
+    <w:p>
+      <w:r>
+        <w:t>This is the part most LLMOps stories are missing, and it is covered in full in Chapter 12. In LLMOps terms:</w:t>
+      </w:r>
+    </w:p>
+    <w:p>
+      <w:pPr>
+        <w:pStyle w:val="ProjectBullet"/>
+      </w:pPr>
+      <w:r>
+        <w:t xml:space="preserve">•  A </w:t>
+      </w:r>
+      <w:r>
+        <w:rPr>
+          <w:b/>
+        </w:rPr>
+        <w:t>golden set derived from ground truth</w:t>
+      </w:r>
+      <w:r>
+        <w:t>, not hand-written — the right answer exists independently of the thing being graded.</w:t>
+      </w:r>
+    </w:p>
+    <w:p>
+      <w:pPr>
+        <w:pStyle w:val="ProjectBullet"/>
+      </w:pPr>
+      <w:r>
+        <w:t xml:space="preserve">•  </w:t>
+      </w:r>
+      <w:r>
+        <w:rPr>
+          <w:b/>
+        </w:rPr>
+        <w:t>Per-provider committed baselines</w:t>
+      </w:r>
+      <w:r>
+        <w:t xml:space="preserve"> in </w:t>
+      </w:r>
+      <w:r>
+        <w:rPr>
+          <w:rFonts w:ascii="Consolas" w:hAnsi="Consolas"/>
+          <w:b w:val="0"/>
+          <w:color w:val="083D6B"/>
+          <w:sz w:val="18"/>
+        </w:rPr>
+        <w:t>evaluation/baselines/</w:t>
+      </w:r>
+      <w:r>
+        <w:t xml:space="preserve">. </w:t>
+      </w:r>
+      <w:r>
+        <w:rPr>
+          <w:rFonts w:ascii="Consolas" w:hAnsi="Consolas"/>
+          <w:b w:val="0"/>
+          <w:color w:val="083D6B"/>
+          <w:sz w:val="18"/>
+        </w:rPr>
+        <w:t>compare_to_baseline</w:t>
+      </w:r>
+      <w:r>
+        <w:t xml:space="preserve"> </w:t>
+      </w:r>
+      <w:r>
+        <w:rPr>
+          <w:b/>
+        </w:rPr>
+        <w:t>refuses</w:t>
+      </w:r>
+      <w:r>
+        <w:t xml:space="preserve"> to compare across providers, because grading a Claude run against the keyword floor would report noise as improvement.</w:t>
+      </w:r>
+    </w:p>
+    <w:p>
+      <w:pPr>
+        <w:pStyle w:val="ProjectBullet"/>
+      </w:pPr>
+      <w:r>
+        <w:t xml:space="preserve">•  </w:t>
+      </w:r>
+      <w:r>
+        <w:rPr>
+          <w:b/>
+        </w:rPr>
+        <w:t>A regression gate</w:t>
+      </w:r>
+      <w:r>
+        <w:t xml:space="preserve">: </w:t>
+      </w:r>
+      <w:r>
+        <w:rPr>
+          <w:rFonts w:ascii="Consolas" w:hAnsi="Consolas"/>
+          <w:b w:val="0"/>
+          <w:color w:val="083D6B"/>
+          <w:sz w:val="18"/>
+        </w:rPr>
+        <w:t>evaluate-agent</w:t>
+      </w:r>
+      <w:r>
+        <w:t xml:space="preserve"> exits non-zero when a headline number falls more than 0.02 below baseline. That tolerance exists because a check that fires on noise gets ignored.</w:t>
+      </w:r>
+    </w:p>
+    <w:p>
+      <w:pPr>
+        <w:pStyle w:val="ProjectBullet"/>
+      </w:pPr>
+      <w:r>
+        <w:t xml:space="preserve">•  </w:t>
+      </w:r>
+      <w:r>
+        <w:rPr>
+          <w:b/>
+        </w:rPr>
+        <w:t>A measured cost model</w:t>
+      </w:r>
+      <w:r>
+        <w:t>: one full run is 80 LLM calls — 40 on the planner model, 40 on the worker — before any re-planning.</w:t>
+      </w:r>
+    </w:p>
+    <w:p>
+      <w:r>
+        <w:t>On Databricks this becomes a Workflow job on a schedule, writing its report to a Delta table so the score has history. The harness does not change; only where it runs and where the report lands.</w:t>
+      </w:r>
+    </w:p>
+    <w:p>
+      <w:pPr>
+        <w:pStyle w:val="Heading3"/>
+      </w:pPr>
+      <w:r>
+        <w:t>4. Guardrails, in two layers</w:t>
+      </w:r>
+    </w:p>
+    <w:p>
+      <w:r>
+        <w:rPr>
+          <w:b/>
+        </w:rPr>
+        <w:t>Budget</w:t>
+      </w:r>
+      <w:r>
+        <w:t xml:space="preserve"> — four independent limits (iterations, tool calls, tokens, wall clock), because they fail differently: a token cap does not catch a fast infinite loop, and an iteration cap does not catch one enormous call.</w:t>
+      </w:r>
+    </w:p>
+    <w:p>
+      <w:r>
+        <w:rPr>
+          <w:b/>
+        </w:rPr>
+        <w:t>Output validation</w:t>
+      </w:r>
+      <w:r>
+        <w:t xml:space="preserve"> — every numeral in the final recommendation is matched against the tool results in state. This is the hallucination control that is architectural rather than prompted, and it is the single strongest thing to demo. See Chapter 11 for the two bugs found by running it.</w:t>
+      </w:r>
+    </w:p>
+    <w:p>
+      <w:pPr>
+        <w:pStyle w:val="Heading3"/>
+      </w:pPr>
+      <w:r>
+        <w:t>5. Human-in-the-loop and the approval gate</w:t>
+      </w:r>
+    </w:p>
+    <w:p>
+      <w:r>
+        <w:rPr>
+          <w:rFonts w:ascii="Consolas" w:hAnsi="Consolas"/>
+          <w:b w:val="0"/>
+          <w:color w:val="083D6B"/>
+          <w:sz w:val="18"/>
+        </w:rPr>
+        <w:t>interrupt_before</w:t>
+      </w:r>
+      <w:r>
+        <w:t xml:space="preserve"> on the recommendation node with a checkpointer, firing when projected impact crosses </w:t>
+      </w:r>
+      <w:r>
+        <w:rPr>
+          <w:rFonts w:ascii="Consolas" w:hAnsi="Consolas"/>
+          <w:b w:val="0"/>
+          <w:color w:val="083D6B"/>
+          <w:sz w:val="18"/>
+        </w:rPr>
+        <w:t>AGENT__HUMAN_APPROVAL_THRESHOLD</w:t>
+      </w:r>
+      <w:r>
+        <w:t xml:space="preserve"> — applied to the </w:t>
+      </w:r>
+      <w:r>
+        <w:rPr>
+          <w:b/>
+        </w:rPr>
+        <w:t>magnitude</w:t>
+      </w:r>
+      <w:r>
+        <w:t>, because recommending you give up a million is exactly as consequential as recommending you chase it.</w:t>
+      </w:r>
+    </w:p>
+    <w:p>
+      <w:r>
+        <w:t xml:space="preserve">There is a second, quieter gate on the model side: </w:t>
+      </w:r>
+      <w:r>
+        <w:rPr>
+          <w:rFonts w:ascii="Consolas" w:hAnsi="Consolas"/>
+          <w:b w:val="0"/>
+          <w:color w:val="083D6B"/>
+          <w:sz w:val="18"/>
+        </w:rPr>
+        <w:t>ModelRegistry.load()</w:t>
+      </w:r>
+      <w:r>
+        <w:t xml:space="preserve"> is contractually required to refuse a model that is not at the approved stage, raising </w:t>
+      </w:r>
+      <w:r>
+        <w:rPr>
+          <w:rFonts w:ascii="Consolas" w:hAnsi="Consolas"/>
+          <w:b w:val="0"/>
+          <w:color w:val="083D6B"/>
+          <w:sz w:val="18"/>
+        </w:rPr>
+        <w:t>ModelNotApprovedError</w:t>
+      </w:r>
+      <w:r>
+        <w:t>. On Unity Catalog that stops being a convention the implementation has to honour and becomes a grant the platform enforces.</w:t>
+      </w:r>
+    </w:p>
+    <w:p>
+      <w:pPr>
+        <w:pStyle w:val="Heading3"/>
+      </w:pPr>
+      <w:r>
+        <w:t>6. Observability</w:t>
+      </w:r>
+    </w:p>
+    <w:p>
+      <w:r>
+        <w:t xml:space="preserve">structlog with JSON output and a </w:t>
+      </w:r>
+      <w:r>
+        <w:rPr>
+          <w:rFonts w:ascii="Consolas" w:hAnsi="Consolas"/>
+          <w:b w:val="0"/>
+          <w:color w:val="083D6B"/>
+          <w:sz w:val="18"/>
+        </w:rPr>
+        <w:t>trace_id</w:t>
+      </w:r>
+      <w:r>
+        <w:t xml:space="preserve"> propagated through contextvars, so every log line in one investigation correlates — including lines emitted deep inside tool execution.</w:t>
+      </w:r>
+    </w:p>
+    <w:tbl>
+      <w:tblPr>
+        <w:tblStyle w:val="TableGrid"/>
+        <w:tblW w:type="auto" w:w="0"/>
+        <w:tblLook w:firstColumn="1" w:firstRow="1" w:lastColumn="0" w:lastRow="0" w:noHBand="0" w:noVBand="1" w:val="04A0"/>
+      </w:tblPr>
+      <w:tblGrid>
+        <w:gridCol w:w="4586"/>
+        <w:gridCol w:w="4586"/>
+      </w:tblGrid>
+      <w:tr>
+        <w:tc>
+          <w:tcPr>
+            <w:tcW w:type="dxa" w:w="4608"/>
+          </w:tcPr>
+          <w:p>
+            <w:pPr>
+              <w:spacing w:after="40"/>
+            </w:pPr>
+            <w:r/>
+            <w:r>
+              <w:rPr>
+                <w:rFonts w:ascii="Georgia" w:hAnsi="Georgia"/>
+                <w:b/>
+                <w:color w:val="083D6B"/>
+                <w:sz w:val="18"/>
+              </w:rPr>
+              <w:t>Logged on every LLM call</w:t>
+            </w:r>
+          </w:p>
+        </w:tc>
+        <w:tc>
+          <w:tcPr>
+            <w:tcW w:type="dxa" w:w="4608"/>
+          </w:tcPr>
+          <w:p>
+            <w:pPr>
+              <w:spacing w:after="40"/>
+            </w:pPr>
+            <w:r/>
+            <w:r>
+              <w:rPr>
+                <w:rFonts w:ascii="Georgia" w:hAnsi="Georgia"/>
+                <w:b/>
+                <w:color w:val="083D6B"/>
+                <w:sz w:val="18"/>
+              </w:rPr>
+              <w:t>Never logged</w:t>
+            </w:r>
+          </w:p>
+        </w:tc>
+      </w:tr>
+      <w:tr>
+        <w:tc>
+          <w:tcPr>
+            <w:tcW w:type="dxa" w:w="4608"/>
+          </w:tcPr>
+          <w:p>
+            <w:pPr>
+              <w:spacing w:after="40"/>
+            </w:pPr>
+            <w:r/>
+            <w:r>
+              <w:rPr>
+                <w:rFonts w:ascii="Georgia" w:hAnsi="Georgia"/>
+                <w:sz w:val="18"/>
+              </w:rPr>
+              <w:t>model, stop_reason</w:t>
+            </w:r>
+          </w:p>
+        </w:tc>
+        <w:tc>
+          <w:tcPr>
+            <w:tcW w:type="dxa" w:w="4608"/>
+          </w:tcPr>
+          <w:p>
+            <w:pPr>
+              <w:spacing w:after="40"/>
+            </w:pPr>
+            <w:r/>
+            <w:r>
+              <w:rPr>
+                <w:rFonts w:ascii="Georgia" w:hAnsi="Georgia"/>
+                <w:sz w:val="18"/>
+              </w:rPr>
+              <w:t>message content</w:t>
+            </w:r>
+          </w:p>
+        </w:tc>
+      </w:tr>
+      <w:tr>
+        <w:tc>
+          <w:tcPr>
+            <w:tcW w:type="dxa" w:w="4608"/>
+          </w:tcPr>
+          <w:p>
+            <w:pPr>
+              <w:spacing w:after="40"/>
+            </w:pPr>
+            <w:r/>
+            <w:r>
+              <w:rPr>
+                <w:rFonts w:ascii="Georgia" w:hAnsi="Georgia"/>
+                <w:sz w:val="18"/>
+              </w:rPr>
+              <w:t>input / output tokens</w:t>
+            </w:r>
+          </w:p>
+        </w:tc>
+        <w:tc>
+          <w:tcPr>
+            <w:tcW w:type="dxa" w:w="4608"/>
+          </w:tcPr>
+          <w:p>
+            <w:pPr>
+              <w:spacing w:after="40"/>
+            </w:pPr>
+            <w:r/>
+            <w:r>
+              <w:rPr>
+                <w:rFonts w:ascii="Georgia" w:hAnsi="Georgia"/>
+                <w:sz w:val="18"/>
+              </w:rPr>
+              <w:t>business data</w:t>
+            </w:r>
+          </w:p>
+        </w:tc>
+      </w:tr>
+      <w:tr>
+        <w:tc>
+          <w:tcPr>
+            <w:tcW w:type="dxa" w:w="4608"/>
+          </w:tcPr>
+          <w:p>
+            <w:pPr>
+              <w:spacing w:after="40"/>
+            </w:pPr>
+            <w:r/>
+            <w:r>
+              <w:rPr>
+                <w:rFonts w:ascii="Georgia" w:hAnsi="Georgia"/>
+                <w:sz w:val="18"/>
+              </w:rPr>
+              <w:t>cache read / write tokens</w:t>
+            </w:r>
+          </w:p>
+        </w:tc>
+        <w:tc>
+          <w:tcPr>
+            <w:tcW w:type="dxa" w:w="4608"/>
+          </w:tcPr>
+          <w:p>
+            <w:pPr>
+              <w:spacing w:after="40"/>
+            </w:pPr>
+            <w:r/>
+            <w:r>
+              <w:rPr>
+                <w:rFonts w:ascii="Georgia" w:hAnsi="Georgia"/>
+                <w:sz w:val="18"/>
+              </w:rPr>
+              <w:t>prompt text</w:t>
+            </w:r>
+          </w:p>
+        </w:tc>
+      </w:tr>
+      <w:tr>
+        <w:tc>
+          <w:tcPr>
+            <w:tcW w:type="dxa" w:w="4608"/>
+          </w:tcPr>
+          <w:p>
+            <w:pPr>
+              <w:spacing w:after="40"/>
+            </w:pPr>
+            <w:r/>
+            <w:r>
+              <w:rPr>
+                <w:rFonts w:ascii="Georgia" w:hAnsi="Georgia"/>
+                <w:sz w:val="18"/>
+              </w:rPr>
+              <w:t>tool call count</w:t>
+            </w:r>
+          </w:p>
+        </w:tc>
+        <w:tc>
+          <w:tcPr>
+            <w:tcW w:type="dxa" w:w="4608"/>
+          </w:tcPr>
+          <w:p>
+            <w:pPr>
+              <w:spacing w:after="40"/>
+            </w:pPr>
+            <w:r/>
+            <w:r>
+              <w:rPr>
+                <w:rFonts w:ascii="Georgia" w:hAnsi="Georgia"/>
+                <w:sz w:val="18"/>
+              </w:rPr>
+              <w:t>tool result payloads</w:t>
+            </w:r>
+          </w:p>
+        </w:tc>
+      </w:tr>
+      <w:tr>
+        <w:tc>
+          <w:tcPr>
+            <w:tcW w:type="dxa" w:w="4608"/>
+          </w:tcPr>
+          <w:p>
+            <w:pPr>
+              <w:spacing w:after="40"/>
+            </w:pPr>
+            <w:r/>
+            <w:r>
+              <w:rPr>
+                <w:rFonts w:ascii="Georgia" w:hAnsi="Georgia"/>
+                <w:sz w:val="18"/>
+              </w:rPr>
+              <w:t>refusal category and explanation</w:t>
+            </w:r>
+          </w:p>
+        </w:tc>
+        <w:tc>
+          <w:tcPr>
+            <w:tcW w:type="dxa" w:w="4608"/>
+          </w:tcPr>
+          <w:p>
+            <w:pPr>
+              <w:spacing w:after="40"/>
+            </w:pPr>
+            <w:r/>
+            <w:r>
+              <w:rPr>
+                <w:rFonts w:ascii="Georgia" w:hAnsi="Georgia"/>
+                <w:sz w:val="18"/>
+              </w:rPr>
+            </w:r>
+          </w:p>
+        </w:tc>
+      </w:tr>
+    </w:tbl>
+    <w:p/>
+    <w:p>
+      <w:r>
+        <w:t>The right-hand column is a deliberate constraint, not an oversight: a log line is the easiest place for business data to escape. Cache tokens are on the left because they are what make a long investigation affordable, so they have to be visible in the usage record.</w:t>
+      </w:r>
+    </w:p>
+    <w:p>
+      <w:pPr>
+        <w:pStyle w:val="Heading2"/>
+      </w:pPr>
+      <w:r>
+        <w:t>The Databricks target, concretely</w:t>
+      </w:r>
+    </w:p>
+    <w:p>
+      <w:r>
+        <w:t xml:space="preserve">Unity Catalog layout, from </w:t>
+      </w:r>
+      <w:r>
+        <w:rPr>
+          <w:rFonts w:ascii="Consolas" w:hAnsi="Consolas"/>
+          <w:b w:val="0"/>
+          <w:color w:val="083D6B"/>
+          <w:sz w:val="18"/>
+        </w:rPr>
+        <w:t>docs/databricks_migration.md</w:t>
+      </w:r>
+      <w:r>
+        <w:t>:</w:t>
+      </w:r>
+    </w:p>
+    <w:p>
+      <w:pPr>
+        <w:pStyle w:val="ProjectCode"/>
+      </w:pPr>
+      <w:r>
+        <w:t>catalog: cpg_revenue_intelligence</w:t>
+      </w:r>
+    </w:p>
+    <w:p>
+      <w:pPr>
+        <w:pStyle w:val="ProjectCode"/>
+      </w:pPr>
+      <w:r>
+        <w:t>├── bronze     raw ingestion, audit columns</w:t>
+      </w:r>
+    </w:p>
+    <w:p>
+      <w:pPr>
+        <w:pStyle w:val="ProjectCode"/>
+      </w:pPr>
+      <w:r>
+        <w:t>├── silver     validated, deduplicated, quarantined</w:t>
+      </w:r>
+    </w:p>
+    <w:p>
+      <w:pPr>
+        <w:pStyle w:val="ProjectCode"/>
+      </w:pPr>
+      <w:r>
+        <w:t>├── gold       business-ready star schema     &lt;- DataRepository reads here</w:t>
+      </w:r>
+    </w:p>
+    <w:p>
+      <w:pPr>
+        <w:pStyle w:val="ProjectCode"/>
+      </w:pPr>
+      <w:r>
+        <w:t>├── features   feature tables                 &lt;- FeatureRepository reads here</w:t>
+      </w:r>
+    </w:p>
+    <w:p>
+      <w:pPr>
+        <w:pStyle w:val="ProjectCode"/>
+      </w:pPr>
+      <w:r>
+        <w:t>└── ml         registered models              &lt;- ModelRegistry reads here</w:t>
+      </w:r>
+    </w:p>
+    <w:p>
+      <w:r>
+        <w:t xml:space="preserve">Models register as </w:t>
+      </w:r>
+      <w:r>
+        <w:rPr>
+          <w:rFonts w:ascii="Consolas" w:hAnsi="Consolas"/>
+          <w:b w:val="0"/>
+          <w:color w:val="083D6B"/>
+          <w:sz w:val="18"/>
+        </w:rPr>
+        <w:t>&lt;catalog&gt;.ml.&lt;name&gt;</w:t>
+      </w:r>
+      <w:r>
+        <w:t xml:space="preserve">, so </w:t>
+      </w:r>
+      <w:r>
+        <w:rPr>
+          <w:b/>
+        </w:rPr>
+        <w:t>model access is governed by the same grants as the data</w:t>
+      </w:r>
+      <w:r>
+        <w:t>. That is the argument for Unity Catalog over a standalone registry: one governance surface rather than two that drift.</w:t>
+      </w:r>
+    </w:p>
+    <w:p>
+      <w:r>
+        <w:t>Two things genuinely get *better* on the platform rather than merely moving:</w:t>
+      </w:r>
+    </w:p>
+    <w:p>
+      <w:pPr>
+        <w:pStyle w:val="ProjectBullet"/>
+      </w:pPr>
+      <w:r>
+        <w:t xml:space="preserve">•  </w:t>
+      </w:r>
+      <w:r>
+        <w:rPr>
+          <w:b/>
+        </w:rPr>
+        <w:t>Point-in-time correctness.</w:t>
+      </w:r>
+      <w:r>
+        <w:t xml:space="preserve"> Locally, as-of correctness answers “what had happened by date D”. Delta time travel also answers “what did we believe on date D” — reconstructing rows that were later corrected. Restated sales and back-dated promotions are exactly where that matters, and the Parquet layer cannot express it because it has no history of its own history.</w:t>
+      </w:r>
+    </w:p>
+    <w:p>
+      <w:pPr>
+        <w:pStyle w:val="ProjectBullet"/>
+      </w:pPr>
+      <w:r>
+        <w:t xml:space="preserve">•  </w:t>
+      </w:r>
+      <w:r>
+        <w:rPr>
+          <w:b/>
+        </w:rPr>
+        <w:t>Feature lineage.</w:t>
+      </w:r>
+      <w:r>
+        <w:t xml:space="preserve"> </w:t>
+      </w:r>
+      <w:r>
+        <w:rPr>
+          <w:rFonts w:ascii="Consolas" w:hAnsi="Consolas"/>
+          <w:b w:val="0"/>
+          <w:color w:val="083D6B"/>
+          <w:sz w:val="18"/>
+        </w:rPr>
+        <w:t>fe.log_model</w:t>
+      </w:r>
+      <w:r>
+        <w:t xml:space="preserve"> records feature lookups automatically, so the model-to-feature-version link stops being a convention someone has to maintain.</w:t>
+      </w:r>
+    </w:p>
+    <w:p>
+      <w:pPr>
+        <w:pStyle w:val="Heading2"/>
+      </w:pPr>
+      <w:r>
+        <w:t>Interview Questions</w:t>
+      </w:r>
+    </w:p>
+    <w:p>
+      <w:pPr>
+        <w:pStyle w:val="Heading3"/>
+      </w:pPr>
+      <w:r>
+        <w:t>[BASIC]  What does LLMOps mean on this project?</w:t>
+      </w:r>
+    </w:p>
+    <w:p>
+      <w:r>
+        <w:t>Everything that makes a non-deterministic system operable: knowing which prompt produced a result, being able to tell whether a change made it better, bounding what it can spend, gating what it can act on without a human, and being able to reconstruct any single investigation from its trace. Concretely: MLflow tracking, versioned prompt files, a golden-set regression gate, four budget limits, output validation, an approval interrupt and correlated JSON logging.</w:t>
+      </w:r>
+    </w:p>
+    <w:p>
+      <w:pPr>
+        <w:pStyle w:val="Heading3"/>
+      </w:pPr>
+      <w:r>
+        <w:t>[INTERMEDIATE]  How do you know a prompt change did not make things worse?</w:t>
+      </w:r>
+    </w:p>
+    <w:p>
+      <w:r>
+        <w:rPr>
+          <w:b/>
+          <w:color w:val="9B2C2C"/>
+        </w:rPr>
+        <w:t>This is the question the whole evaluation chapter exists to answer.</w:t>
+      </w:r>
+    </w:p>
+    <w:p>
+      <w:r>
+        <w:t>Run the golden set and compare to the committed baseline for that provider. The command exits non-zero if any headline number drops more than 0.02. Without that, a prompt change is a matter of opinion — and prompt quality is the dominant variable in agent behaviour, so opinion is not good enough.</w:t>
+      </w:r>
+    </w:p>
+    <w:p>
+      <w:r>
+        <w:t>The honest addendum: the baselines committed today are for the offline stub. A Claude baseline is the obvious next thing and has not been recorded, so I would not quote a model score.</w:t>
+      </w:r>
+    </w:p>
+    <w:p>
+      <w:pPr>
+        <w:pStyle w:val="Heading3"/>
+      </w:pPr>
+      <w:r>
+        <w:t>[INTERMEDIATE]  Why local MLflow rather than Databricks MLflow?</w:t>
+      </w:r>
+    </w:p>
+    <w:p>
+      <w:r>
+        <w:t xml:space="preserve">Because nothing about the *practice* differs, and Stage 1 had no cluster. </w:t>
+      </w:r>
+      <w:r>
+        <w:rPr>
+          <w:rFonts w:ascii="Consolas" w:hAnsi="Consolas"/>
+          <w:b w:val="0"/>
+          <w:color w:val="083D6B"/>
+          <w:sz w:val="18"/>
+        </w:rPr>
+        <w:t>configure_mlflow()</w:t>
+      </w:r>
+      <w:r>
+        <w:t xml:space="preserve"> reads </w:t>
+      </w:r>
+      <w:r>
+        <w:rPr>
+          <w:rFonts w:ascii="Consolas" w:hAnsi="Consolas"/>
+          <w:b w:val="0"/>
+          <w:color w:val="083D6B"/>
+          <w:sz w:val="18"/>
+        </w:rPr>
+        <w:t>ML__TRACKING_URI</w:t>
+      </w:r>
+      <w:r>
+        <w:t xml:space="preserve">; pointing it at </w:t>
+      </w:r>
+      <w:r>
+        <w:rPr>
+          <w:rFonts w:ascii="Consolas" w:hAnsi="Consolas"/>
+          <w:b w:val="0"/>
+          <w:color w:val="083D6B"/>
+          <w:sz w:val="18"/>
+        </w:rPr>
+        <w:t>databricks</w:t>
+      </w:r>
+      <w:r>
+        <w:t xml:space="preserve"> is the whole change. Building against the local store first meant the tracking code got written and exercised on every training run rather than waiting on infrastructure — and the thing that would have been hard to retrofit is *what* gets logged, not where it goes.</w:t>
+      </w:r>
+    </w:p>
+    <w:p>
+      <w:pPr>
+        <w:pStyle w:val="Heading3"/>
+      </w:pPr>
+      <w:r>
+        <w:t>[SENIOR]  Walk me through deploying this to Databricks.</w:t>
+      </w:r>
+    </w:p>
+    <w:p>
+      <w:r>
+        <w:t>In order, and the order matters because each step de-risks the next:</w:t>
+      </w:r>
+    </w:p>
+    <w:p>
+      <w:pPr>
+        <w:pStyle w:val="ProjectBullet"/>
+      </w:pPr>
+      <w:r>
+        <w:t xml:space="preserve">•  </w:t>
+      </w:r>
+      <w:r>
+        <w:rPr>
+          <w:b/>
+        </w:rPr>
+        <w:t>Land the data.</w:t>
+      </w:r>
+      <w:r>
+        <w:t xml:space="preserve"> Bronze/Silver/Gold in Unity Catalog, with the Pandera contracts becoming Delta constraints plus Lakehouse Monitoring so the checks move closer to the data.</w:t>
+      </w:r>
+    </w:p>
+    <w:p>
+      <w:pPr>
+        <w:pStyle w:val="ProjectBullet"/>
+      </w:pPr>
+      <w:r>
+        <w:t xml:space="preserve">•  </w:t>
+      </w:r>
+      <w:r>
+        <w:rPr>
+          <w:b/>
+        </w:rPr>
+        <w:t xml:space="preserve">Implement </w:t>
+      </w:r>
+      <w:r>
+        <w:rPr>
+          <w:rFonts w:ascii="Consolas" w:hAnsi="Consolas"/>
+          <w:b/>
+          <w:color w:val="083D6B"/>
+          <w:sz w:val="18"/>
+        </w:rPr>
+        <w:t>DatabricksDataRepository</w:t>
+      </w:r>
+      <w:r>
+        <w:rPr>
+          <w:b/>
+        </w:rPr>
+        <w:t>.</w:t>
+      </w:r>
+      <w:r>
+        <w:t xml:space="preserve"> One class. Every leakage test and every model test runs unchanged against it — that is the acceptance criterion, and it is why those tests were written to the interface rather than to DuckDB.</w:t>
+      </w:r>
+    </w:p>
+    <w:p>
+      <w:pPr>
+        <w:pStyle w:val="ProjectBullet"/>
+      </w:pPr>
+      <w:r>
+        <w:t xml:space="preserve">•  </w:t>
+      </w:r>
+      <w:r>
+        <w:rPr>
+          <w:b/>
+        </w:rPr>
+        <w:t xml:space="preserve">Port </w:t>
+      </w:r>
+      <w:r>
+        <w:rPr>
+          <w:rFonts w:ascii="Consolas" w:hAnsi="Consolas"/>
+          <w:b/>
+          <w:color w:val="083D6B"/>
+          <w:sz w:val="18"/>
+        </w:rPr>
+        <w:t>features/engineering</w:t>
+      </w:r>
+      <w:r>
+        <w:rPr>
+          <w:b/>
+        </w:rPr>
+        <w:t xml:space="preserve"> to PySpark</w:t>
+      </w:r>
+      <w:r>
+        <w:t xml:space="preserve">, same shape, and register feature tables with </w:t>
+      </w:r>
+      <w:r>
+        <w:rPr>
+          <w:rFonts w:ascii="Consolas" w:hAnsi="Consolas"/>
+          <w:b w:val="0"/>
+          <w:color w:val="083D6B"/>
+          <w:sz w:val="18"/>
+        </w:rPr>
+        <w:t>timeseries_columns</w:t>
+      </w:r>
+      <w:r>
+        <w:t xml:space="preserve"> so the point-in-time join becomes native rather than hand-rolled.</w:t>
+      </w:r>
+    </w:p>
+    <w:p>
+      <w:pPr>
+        <w:pStyle w:val="ProjectBullet"/>
+      </w:pPr>
+      <w:r>
+        <w:t xml:space="preserve">•  </w:t>
+      </w:r>
+      <w:r>
+        <w:rPr>
+          <w:b/>
+        </w:rPr>
+        <w:t>Retrain under Databricks MLflow</w:t>
+      </w:r>
+      <w:r>
+        <w:t xml:space="preserve">, register to </w:t>
+      </w:r>
+      <w:r>
+        <w:rPr>
+          <w:rFonts w:ascii="Consolas" w:hAnsi="Consolas"/>
+          <w:b w:val="0"/>
+          <w:color w:val="083D6B"/>
+          <w:sz w:val="18"/>
+        </w:rPr>
+        <w:t>cpg_revenue_intelligence.ml</w:t>
+      </w:r>
+      <w:r>
+        <w:t>, and put the stage gate behind UC grants.</w:t>
+      </w:r>
+    </w:p>
+    <w:p>
+      <w:pPr>
+        <w:pStyle w:val="ProjectBullet"/>
+      </w:pPr>
+      <w:r>
+        <w:t xml:space="preserve">•  </w:t>
+      </w:r>
+      <w:r>
+        <w:rPr>
+          <w:b/>
+        </w:rPr>
+        <w:t>Move serving behind Model Serving endpoints</w:t>
+      </w:r>
+      <w:r>
+        <w:t>, which takes the model dependencies out of the API image and lets model and application scale independently.</w:t>
+      </w:r>
+    </w:p>
+    <w:p>
+      <w:pPr>
+        <w:pStyle w:val="ProjectBullet"/>
+      </w:pPr>
+      <w:r>
+        <w:t xml:space="preserve">•  </w:t>
+      </w:r>
+      <w:r>
+        <w:rPr>
+          <w:b/>
+        </w:rPr>
+        <w:t>Schedule the golden-set evaluation as a Workflow</w:t>
+      </w:r>
+      <w:r>
+        <w:t>, writing to Delta so the score gets history rather than being a number someone ran once.</w:t>
+      </w:r>
+    </w:p>
+    <w:p>
+      <w:r>
+        <w:t>What does *not* move: feature definitions, data contracts, the availability classes, dataset builders, and the leakage tests. That list is the actual deliverable of the seam work — everything in it would otherwise have been rewritten during migration.</w:t>
+      </w:r>
+    </w:p>
+    <w:p>
+      <w:pPr>
+        <w:pStyle w:val="Heading3"/>
+      </w:pPr>
+      <w:r>
+        <w:t>[SENIOR]  Your CV says you implemented this on Databricks. Did you?</w:t>
+      </w:r>
+    </w:p>
+    <w:p>
+      <w:r>
+        <w:rPr>
+          <w:b/>
+          <w:color w:val="9B2C2C"/>
+        </w:rPr>
+        <w:t>Answer this one straight. Hedging here is worse than the gap.</w:t>
+      </w:r>
+    </w:p>
+    <w:p>
+      <w:r>
+        <w:t>“I implemented the LLMOps layer; it runs on local MLflow, not on Databricks. The Databricks implementations are declared with their interfaces and their migration mapped, and I can show you the document and the class stubs — but they are not deployed, and I would not claim a cluster I have not run. What I *can* show you is that the seam holds: the same tests pass against the interface, so the migration is bounded work rather than a discovery exercise.”</w:t>
+      </w:r>
+    </w:p>
+    <w:p>
+      <w:r>
+        <w:t>Then offer the demo. A working local system with a measured evaluation harness beats a claimed cloud deployment that cannot be shown, and most interviewers know it.</w:t>
+      </w:r>
+    </w:p>
+    <w:p>
+      <w:pPr>
+        <w:pStyle w:val="Heading2"/>
+      </w:pPr>
+      <w:r>
+        <w:t>Common Wrong Answers</w:t>
+      </w:r>
+    </w:p>
+    <w:p>
+      <w:pPr>
+        <w:pStyle w:val="ProjectBullet"/>
+      </w:pPr>
+      <w:r>
+        <w:t>•  “We use MLflow for LLMOps.” MLflow tracks experiments. It does not version your prompts, bound your agent's spend, or tell you a prompt change regressed tool selection. Name the layers.</w:t>
+      </w:r>
+    </w:p>
+    <w:p>
+      <w:pPr>
+        <w:pStyle w:val="ProjectBullet"/>
+      </w:pPr>
+      <w:r>
+        <w:t>•  “Guardrails means a content filter.” Here it means a budget, a numeral check against tool results, and an approval interrupt. Content filtering is the vendor's job.</w:t>
+      </w:r>
+    </w:p>
+    <w:p>
+      <w:pPr>
+        <w:pStyle w:val="ProjectBullet"/>
+      </w:pPr>
+      <w:r>
+        <w:t>•  “The evaluation score is 0.83.” That is the *keyword floor* on the stub provider. Quoting it as a model score is the single easiest way to get caught.</w:t>
+      </w:r>
+    </w:p>
+    <w:p>
+      <w:pPr>
+        <w:pStyle w:val="ProjectBullet"/>
+      </w:pPr>
+      <w:r>
+        <w:t xml:space="preserve">•  “Agentic RAG is implemented.” It is not. </w:t>
+      </w:r>
+      <w:r>
+        <w:rPr>
+          <w:rFonts w:ascii="Consolas" w:hAnsi="Consolas"/>
+          <w:b w:val="0"/>
+          <w:color w:val="083D6B"/>
+          <w:sz w:val="18"/>
+        </w:rPr>
+        <w:t>VectorStore</w:t>
+      </w:r>
+      <w:r>
+        <w:t xml:space="preserve"> is an interface with no corpus behind it, and that was a decision — every number comes from a model over structured data.</w:t>
+      </w:r>
+    </w:p>
+    <w:p>
+      <w:r>
+        <w:br w:type="page"/>
+      </w:r>
+    </w:p>
+    <w:p>
+      <w:pPr>
+        <w:pStyle w:val="Heading1"/>
+      </w:pPr>
+      <w:r>
+        <w:t>15 — The Defence: Limitations and Trade-offs</w:t>
       </w:r>
     </w:p>
     <w:p>
@@ -9993,7 +12324,7 @@
                 <w:rFonts w:ascii="Georgia" w:hAnsi="Georgia"/>
                 <w:sz w:val="18"/>
               </w:rPr>
-              <w:t>Designed with raising bodies. Not built.</w:t>
+              <w:t>Designed with raising bodies and a mapped migration; not deployed. The LLMOps practices are built and run on local MLflow — see Chapter 14 for the exact line.</w:t>
             </w:r>
           </w:p>
         </w:tc>
